--- a/Használati útmutató.docx
+++ b/Használati útmutató.docx
@@ -1,19 +1,21 @@
 
 <file path=word/document.xml><?xml version="1.0" encoding="utf-8"?>
-<w:document xmlns:wpc="http://schemas.microsoft.com/office/word/2010/wordprocessingCanvas" xmlns:cx="http://schemas.microsoft.com/office/drawing/2014/chartex" xmlns:cx1="http://schemas.microsoft.com/office/drawing/2015/9/8/chartex" xmlns:cx2="http://schemas.microsoft.com/office/drawing/2015/10/21/chartex" xmlns:cx3="http://schemas.microsoft.com/office/drawing/2016/5/9/chartex" xmlns:cx4="http://schemas.microsoft.com/office/drawing/2016/5/10/chartex" xmlns:cx5="http://schemas.microsoft.com/office/drawing/2016/5/11/chartex" xmlns:cx6="http://schemas.microsoft.com/office/drawing/2016/5/12/chartex" xmlns:cx7="http://schemas.microsoft.com/office/drawing/2016/5/13/chartex" xmlns:cx8="http://schemas.microsoft.com/office/drawing/2016/5/14/chartex" xmlns:mc="http://schemas.openxmlformats.org/markup-compatibility/2006" xmlns:aink="http://schemas.microsoft.com/office/drawing/2016/ink" xmlns:am3d="http://schemas.microsoft.com/office/drawing/2017/model3d" xmlns:o="urn:schemas-microsoft-com:office:office" xmlns:r="http://schemas.openxmlformats.org/officeDocument/2006/relationships" xmlns:m="http://schemas.openxmlformats.org/officeDocument/2006/math" xmlns:v="urn:schemas-microsoft-com:vml" xmlns:wp14="http://schemas.microsoft.com/office/word/2010/wordprocessingDrawing" xmlns:wp="http://schemas.openxmlformats.org/drawingml/2006/wordprocessingDrawing" xmlns:w10="urn:schemas-microsoft-com:office:word" xmlns:w="http://schemas.openxmlformats.org/wordprocessingml/2006/main" xmlns:w14="http://schemas.microsoft.com/office/word/2010/wordml" xmlns:w15="http://schemas.microsoft.com/office/word/2012/wordml" xmlns:w16cid="http://schemas.microsoft.com/office/word/2016/wordml/cid" xmlns:w16se="http://schemas.microsoft.com/office/word/2015/wordml/symex" xmlns:wpg="http://schemas.microsoft.com/office/word/2010/wordprocessingGroup" xmlns:wpi="http://schemas.microsoft.com/office/word/2010/wordprocessingInk" xmlns:wne="http://schemas.microsoft.com/office/word/2006/wordml" xmlns:wps="http://schemas.microsoft.com/office/word/2010/wordprocessingShape" mc:Ignorable="w14 w15 w16se w16cid wp14">
+<w:document xmlns:wpc="http://schemas.microsoft.com/office/word/2010/wordprocessingCanvas" xmlns:cx="http://schemas.microsoft.com/office/drawing/2014/chartex" xmlns:cx1="http://schemas.microsoft.com/office/drawing/2015/9/8/chartex" xmlns:cx2="http://schemas.microsoft.com/office/drawing/2015/10/21/chartex" xmlns:cx3="http://schemas.microsoft.com/office/drawing/2016/5/9/chartex" xmlns:cx4="http://schemas.microsoft.com/office/drawing/2016/5/10/chartex" xmlns:cx5="http://schemas.microsoft.com/office/drawing/2016/5/11/chartex" xmlns:cx6="http://schemas.microsoft.com/office/drawing/2016/5/12/chartex" xmlns:cx7="http://schemas.microsoft.com/office/drawing/2016/5/13/chartex" xmlns:cx8="http://schemas.microsoft.com/office/drawing/2016/5/14/chartex" xmlns:mc="http://schemas.openxmlformats.org/markup-compatibility/2006" xmlns:aink="http://schemas.microsoft.com/office/drawing/2016/ink" xmlns:am3d="http://schemas.microsoft.com/office/drawing/2017/model3d" xmlns:o="urn:schemas-microsoft-com:office:office" xmlns:r="http://schemas.openxmlformats.org/officeDocument/2006/relationships" xmlns:m="http://schemas.openxmlformats.org/officeDocument/2006/math" xmlns:v="urn:schemas-microsoft-com:vml" xmlns:wp14="http://schemas.microsoft.com/office/word/2010/wordprocessingDrawing" xmlns:wp="http://schemas.openxmlformats.org/drawingml/2006/wordprocessingDrawing" xmlns:w10="urn:schemas-microsoft-com:office:word" xmlns:w="http://schemas.openxmlformats.org/wordprocessingml/2006/main" xmlns:w14="http://schemas.microsoft.com/office/word/2010/wordml" xmlns:w15="http://schemas.microsoft.com/office/word/2012/wordml" xmlns:w16cex="http://schemas.microsoft.com/office/word/2018/wordml/cex" xmlns:w16cid="http://schemas.microsoft.com/office/word/2016/wordml/cid" xmlns:w16="http://schemas.microsoft.com/office/word/2018/wordml" xmlns:w16sdtdh="http://schemas.microsoft.com/office/word/2020/wordml/sdtdatahash" xmlns:w16se="http://schemas.microsoft.com/office/word/2015/wordml/symex" xmlns:wpg="http://schemas.microsoft.com/office/word/2010/wordprocessingGroup" xmlns:wpi="http://schemas.microsoft.com/office/word/2010/wordprocessingInk" xmlns:wne="http://schemas.microsoft.com/office/word/2006/wordml" xmlns:wps="http://schemas.microsoft.com/office/word/2010/wordprocessingShape" mc:Ignorable="w14 w15 w16se w16cid w16 w16cex w16sdtdh wp14">
   <w:body>
     <w:p>
       <w:pPr>
         <w:jc w:val="center"/>
         <w:rPr>
           <w:b/>
-          <w:sz w:val="24"/>
+          <w:sz w:val="32"/>
+          <w:szCs w:val="28"/>
         </w:rPr>
       </w:pPr>
       <w:r>
         <w:rPr>
           <w:b/>
-          <w:sz w:val="24"/>
+          <w:sz w:val="32"/>
+          <w:szCs w:val="28"/>
         </w:rPr>
         <w:t xml:space="preserve">Ez a PDF az asztali alkalmazás fejlesztésre készített </w:t>
       </w:r>
@@ -21,7 +23,8 @@
       <w:r>
         <w:rPr>
           <w:b/>
-          <w:sz w:val="24"/>
+          <w:sz w:val="32"/>
+          <w:szCs w:val="28"/>
         </w:rPr>
         <w:t>Fitness</w:t>
       </w:r>
@@ -29,7 +32,8 @@
       <w:r>
         <w:rPr>
           <w:b/>
-          <w:sz w:val="24"/>
+          <w:sz w:val="32"/>
+          <w:szCs w:val="28"/>
         </w:rPr>
         <w:t xml:space="preserve"> </w:t>
       </w:r>
@@ -37,7 +41,8 @@
       <w:r>
         <w:rPr>
           <w:b/>
-          <w:sz w:val="24"/>
+          <w:sz w:val="32"/>
+          <w:szCs w:val="28"/>
         </w:rPr>
         <w:t>Tracker</w:t>
       </w:r>
@@ -45,25 +50,10 @@
       <w:r>
         <w:rPr>
           <w:b/>
-          <w:sz w:val="24"/>
-        </w:rPr>
-        <w:t xml:space="preserve"> programom </w:t>
-      </w:r>
-    </w:p>
-    <w:p>
-      <w:pPr>
-        <w:jc w:val="center"/>
-        <w:rPr>
-          <w:b/>
-          <w:sz w:val="24"/>
-        </w:rPr>
-      </w:pPr>
-      <w:r>
-        <w:rPr>
-          <w:b/>
-          <w:sz w:val="24"/>
-        </w:rPr>
-        <w:t>útmutatója és használati utasítása</w:t>
+          <w:sz w:val="32"/>
+          <w:szCs w:val="28"/>
+        </w:rPr>
+        <w:t xml:space="preserve"> programom útmutatója és használati utasítása</w:t>
       </w:r>
     </w:p>
     <w:p/>
@@ -76,13 +66,15 @@
         </w:numPr>
         <w:rPr>
           <w:b/>
-          <w:sz w:val="24"/>
+          <w:sz w:val="28"/>
+          <w:szCs w:val="24"/>
         </w:rPr>
       </w:pPr>
       <w:r>
         <w:rPr>
           <w:b/>
-          <w:sz w:val="24"/>
+          <w:sz w:val="28"/>
+          <w:szCs w:val="24"/>
         </w:rPr>
         <w:t>Adatok felvitele</w:t>
       </w:r>
@@ -95,16 +87,32 @@
           <w:ilvl w:val="0"/>
           <w:numId w:val="3"/>
         </w:numPr>
-      </w:pPr>
-      <w:r>
+        <w:rPr>
+          <w:sz w:val="28"/>
+          <w:szCs w:val="28"/>
+        </w:rPr>
+      </w:pPr>
+      <w:r>
+        <w:rPr>
+          <w:sz w:val="28"/>
+          <w:szCs w:val="28"/>
+        </w:rPr>
         <w:t xml:space="preserve">Az adatok felviteléhez meg kell adnod az adott </w:t>
       </w:r>
       <w:proofErr w:type="gramStart"/>
       <w:r>
+        <w:rPr>
+          <w:sz w:val="28"/>
+          <w:szCs w:val="28"/>
+        </w:rPr>
         <w:t>sportágat</w:t>
       </w:r>
       <w:proofErr w:type="gramEnd"/>
       <w:r>
+        <w:rPr>
+          <w:sz w:val="28"/>
+          <w:szCs w:val="28"/>
+        </w:rPr>
         <w:t xml:space="preserve"> amit végeztél, ezt a legördülő menüből tudod kiválasztani.</w:t>
       </w:r>
     </w:p>
@@ -114,7 +122,7 @@
           <w:noProof/>
         </w:rPr>
         <w:drawing>
-          <wp:anchor distT="0" distB="0" distL="114300" distR="114300" simplePos="0" relativeHeight="251658240" behindDoc="0" locked="0" layoutInCell="1" allowOverlap="1" wp14:anchorId="329C5CDC">
+          <wp:anchor distT="0" distB="0" distL="114300" distR="114300" simplePos="0" relativeHeight="251658240" behindDoc="0" locked="0" layoutInCell="1" allowOverlap="1" wp14:anchorId="3F70853F" wp14:editId="5AB48B17">
             <wp:simplePos x="0" y="0"/>
             <wp:positionH relativeFrom="margin">
               <wp:align>center</wp:align>
@@ -181,7 +189,14 @@
     <w:p/>
     <w:p/>
     <w:p/>
-    <w:p/>
+    <w:p>
+      <w:pPr>
+        <w:rPr>
+          <w:sz w:val="28"/>
+          <w:szCs w:val="28"/>
+        </w:rPr>
+      </w:pPr>
+    </w:p>
     <w:p>
       <w:pPr>
         <w:pStyle w:val="Listaszerbekezds"/>
@@ -189,16 +204,32 @@
           <w:ilvl w:val="0"/>
           <w:numId w:val="3"/>
         </w:numPr>
-      </w:pPr>
-      <w:r>
+        <w:rPr>
+          <w:sz w:val="28"/>
+          <w:szCs w:val="28"/>
+        </w:rPr>
+      </w:pPr>
+      <w:r>
+        <w:rPr>
+          <w:sz w:val="28"/>
+          <w:szCs w:val="28"/>
+        </w:rPr>
         <w:t xml:space="preserve">Ezek után ki kell választanod a sportolásod dátumát, és be kell írnod az időtartamát, illetve </w:t>
       </w:r>
     </w:p>
     <w:p>
       <w:pPr>
         <w:pStyle w:val="Listaszerbekezds"/>
-      </w:pPr>
-      <w:r>
+        <w:rPr>
+          <w:sz w:val="28"/>
+          <w:szCs w:val="28"/>
+        </w:rPr>
+      </w:pPr>
+      <w:r>
+        <w:rPr>
+          <w:sz w:val="28"/>
+          <w:szCs w:val="28"/>
+        </w:rPr>
         <w:t>helyszínét.</w:t>
       </w:r>
     </w:p>
@@ -211,11 +242,15 @@
         </w:numPr>
         <w:rPr>
           <w:noProof/>
+          <w:sz w:val="28"/>
+          <w:szCs w:val="28"/>
         </w:rPr>
       </w:pPr>
       <w:r>
         <w:rPr>
           <w:noProof/>
+          <w:sz w:val="28"/>
+          <w:szCs w:val="28"/>
         </w:rPr>
         <w:t xml:space="preserve">Majd a </w:t>
       </w:r>
@@ -223,12 +258,16 @@
         <w:rPr>
           <w:b/>
           <w:noProof/>
+          <w:sz w:val="28"/>
+          <w:szCs w:val="28"/>
         </w:rPr>
         <w:t>Felvitel</w:t>
       </w:r>
       <w:r>
         <w:rPr>
           <w:noProof/>
+          <w:sz w:val="28"/>
+          <w:szCs w:val="28"/>
         </w:rPr>
         <w:t xml:space="preserve"> gomb segítségével feltöltheted az adatbázisba.</w:t>
       </w:r>
@@ -297,18 +336,27 @@
         </w:numPr>
         <w:rPr>
           <w:b/>
-          <w:sz w:val="24"/>
+          <w:sz w:val="32"/>
+          <w:szCs w:val="28"/>
         </w:rPr>
       </w:pPr>
       <w:r>
         <w:rPr>
           <w:b/>
-          <w:sz w:val="24"/>
+          <w:sz w:val="32"/>
+          <w:szCs w:val="28"/>
         </w:rPr>
         <w:t>Tevékenységek lekérdezése</w:t>
       </w:r>
     </w:p>
-    <w:p/>
+    <w:p>
+      <w:pPr>
+        <w:rPr>
+          <w:sz w:val="28"/>
+          <w:szCs w:val="28"/>
+        </w:rPr>
+      </w:pPr>
+    </w:p>
     <w:p>
       <w:pPr>
         <w:pStyle w:val="Listaszerbekezds"/>
@@ -316,17 +364,31 @@
           <w:ilvl w:val="0"/>
           <w:numId w:val="4"/>
         </w:numPr>
-      </w:pPr>
-      <w:r>
+        <w:rPr>
+          <w:sz w:val="28"/>
+          <w:szCs w:val="28"/>
+        </w:rPr>
+      </w:pPr>
+      <w:r>
+        <w:rPr>
+          <w:sz w:val="28"/>
+          <w:szCs w:val="28"/>
+        </w:rPr>
         <w:t xml:space="preserve">A program megnyitása után meg kell nyomni az </w:t>
       </w:r>
       <w:r>
         <w:rPr>
           <w:b/>
+          <w:sz w:val="28"/>
+          <w:szCs w:val="28"/>
         </w:rPr>
         <w:t>Adatok</w:t>
       </w:r>
       <w:r>
+        <w:rPr>
+          <w:sz w:val="28"/>
+          <w:szCs w:val="28"/>
+        </w:rPr>
         <w:t xml:space="preserve"> gombot, ez egy táblázatban előhozza a felvitt tevékenységeket az adatbázisból.</w:t>
       </w:r>
     </w:p>
@@ -339,13 +401,12 @@
       <w:pPr>
         <w:ind w:left="360"/>
       </w:pPr>
-      <w:bookmarkStart w:id="0" w:name="_GoBack"/>
       <w:r>
         <w:rPr>
           <w:noProof/>
         </w:rPr>
         <w:drawing>
-          <wp:inline distT="0" distB="0" distL="0" distR="0" wp14:anchorId="10773D3C" wp14:editId="69D0AC10">
+          <wp:inline distT="0" distB="0" distL="0" distR="0" wp14:anchorId="5B48DCF3" wp14:editId="15515030">
             <wp:extent cx="5524500" cy="3161419"/>
             <wp:effectExtent l="0" t="0" r="0" b="1270"/>
             <wp:docPr id="2" name="Kép 2"/>
@@ -387,7 +448,6 @@
           </wp:inline>
         </w:drawing>
       </w:r>
-      <w:bookmarkEnd w:id="0"/>
     </w:p>
     <w:sectPr>
       <w:pgSz w:w="11906" w:h="16838"/>
@@ -400,7 +460,7 @@
 </file>
 
 <file path=word/numbering.xml><?xml version="1.0" encoding="utf-8"?>
-<w:numbering xmlns:wpc="http://schemas.microsoft.com/office/word/2010/wordprocessingCanvas" xmlns:cx="http://schemas.microsoft.com/office/drawing/2014/chartex" xmlns:cx1="http://schemas.microsoft.com/office/drawing/2015/9/8/chartex" xmlns:cx2="http://schemas.microsoft.com/office/drawing/2015/10/21/chartex" xmlns:cx3="http://schemas.microsoft.com/office/drawing/2016/5/9/chartex" xmlns:cx4="http://schemas.microsoft.com/office/drawing/2016/5/10/chartex" xmlns:cx5="http://schemas.microsoft.com/office/drawing/2016/5/11/chartex" xmlns:cx6="http://schemas.microsoft.com/office/drawing/2016/5/12/chartex" xmlns:cx7="http://schemas.microsoft.com/office/drawing/2016/5/13/chartex" xmlns:cx8="http://schemas.microsoft.com/office/drawing/2016/5/14/chartex" xmlns:mc="http://schemas.openxmlformats.org/markup-compatibility/2006" xmlns:aink="http://schemas.microsoft.com/office/drawing/2016/ink" xmlns:am3d="http://schemas.microsoft.com/office/drawing/2017/model3d" xmlns:o="urn:schemas-microsoft-com:office:office" xmlns:r="http://schemas.openxmlformats.org/officeDocument/2006/relationships" xmlns:m="http://schemas.openxmlformats.org/officeDocument/2006/math" xmlns:v="urn:schemas-microsoft-com:vml" xmlns:wp14="http://schemas.microsoft.com/office/word/2010/wordprocessingDrawing" xmlns:wp="http://schemas.openxmlformats.org/drawingml/2006/wordprocessingDrawing" xmlns:w10="urn:schemas-microsoft-com:office:word" xmlns:w="http://schemas.openxmlformats.org/wordprocessingml/2006/main" xmlns:w14="http://schemas.microsoft.com/office/word/2010/wordml" xmlns:w15="http://schemas.microsoft.com/office/word/2012/wordml" xmlns:w16cid="http://schemas.microsoft.com/office/word/2016/wordml/cid" xmlns:w16se="http://schemas.microsoft.com/office/word/2015/wordml/symex" xmlns:wpg="http://schemas.microsoft.com/office/word/2010/wordprocessingGroup" xmlns:wpi="http://schemas.microsoft.com/office/word/2010/wordprocessingInk" xmlns:wne="http://schemas.microsoft.com/office/word/2006/wordml" xmlns:wps="http://schemas.microsoft.com/office/word/2010/wordprocessingShape" mc:Ignorable="w14 w15 w16se w16cid wp14">
+<w:numbering xmlns:wpc="http://schemas.microsoft.com/office/word/2010/wordprocessingCanvas" xmlns:cx="http://schemas.microsoft.com/office/drawing/2014/chartex" xmlns:cx1="http://schemas.microsoft.com/office/drawing/2015/9/8/chartex" xmlns:cx2="http://schemas.microsoft.com/office/drawing/2015/10/21/chartex" xmlns:cx3="http://schemas.microsoft.com/office/drawing/2016/5/9/chartex" xmlns:cx4="http://schemas.microsoft.com/office/drawing/2016/5/10/chartex" xmlns:cx5="http://schemas.microsoft.com/office/drawing/2016/5/11/chartex" xmlns:cx6="http://schemas.microsoft.com/office/drawing/2016/5/12/chartex" xmlns:cx7="http://schemas.microsoft.com/office/drawing/2016/5/13/chartex" xmlns:cx8="http://schemas.microsoft.com/office/drawing/2016/5/14/chartex" xmlns:mc="http://schemas.openxmlformats.org/markup-compatibility/2006" xmlns:aink="http://schemas.microsoft.com/office/drawing/2016/ink" xmlns:am3d="http://schemas.microsoft.com/office/drawing/2017/model3d" xmlns:o="urn:schemas-microsoft-com:office:office" xmlns:r="http://schemas.openxmlformats.org/officeDocument/2006/relationships" xmlns:m="http://schemas.openxmlformats.org/officeDocument/2006/math" xmlns:v="urn:schemas-microsoft-com:vml" xmlns:wp14="http://schemas.microsoft.com/office/word/2010/wordprocessingDrawing" xmlns:wp="http://schemas.openxmlformats.org/drawingml/2006/wordprocessingDrawing" xmlns:w10="urn:schemas-microsoft-com:office:word" xmlns:w="http://schemas.openxmlformats.org/wordprocessingml/2006/main" xmlns:w14="http://schemas.microsoft.com/office/word/2010/wordml" xmlns:w15="http://schemas.microsoft.com/office/word/2012/wordml" xmlns:w16cex="http://schemas.microsoft.com/office/word/2018/wordml/cex" xmlns:w16cid="http://schemas.microsoft.com/office/word/2016/wordml/cid" xmlns:w16="http://schemas.microsoft.com/office/word/2018/wordml" xmlns:w16sdtdh="http://schemas.microsoft.com/office/word/2020/wordml/sdtdatahash" xmlns:w16se="http://schemas.microsoft.com/office/word/2015/wordml/symex" xmlns:wpg="http://schemas.microsoft.com/office/word/2010/wordprocessingGroup" xmlns:wpi="http://schemas.microsoft.com/office/word/2010/wordprocessingInk" xmlns:wne="http://schemas.microsoft.com/office/word/2006/wordml" xmlns:wps="http://schemas.microsoft.com/office/word/2010/wordprocessingShape" mc:Ignorable="w14 w15 w16se w16cid w16 w16cex w16sdtdh wp14">
   <w:abstractNum w:abstractNumId="0" w15:restartNumberingAfterBreak="0">
     <w:nsid w:val="09373E2E"/>
     <w:multiLevelType w:val="hybridMultilevel"/>
@@ -773,7 +833,7 @@
 </file>
 
 <file path=word/styles.xml><?xml version="1.0" encoding="utf-8"?>
-<w:styles xmlns:mc="http://schemas.openxmlformats.org/markup-compatibility/2006" xmlns:r="http://schemas.openxmlformats.org/officeDocument/2006/relationships" xmlns:w="http://schemas.openxmlformats.org/wordprocessingml/2006/main" xmlns:w14="http://schemas.microsoft.com/office/word/2010/wordml" xmlns:w15="http://schemas.microsoft.com/office/word/2012/wordml" xmlns:w16cid="http://schemas.microsoft.com/office/word/2016/wordml/cid" xmlns:w16se="http://schemas.microsoft.com/office/word/2015/wordml/symex" mc:Ignorable="w14 w15 w16se w16cid">
+<w:styles xmlns:mc="http://schemas.openxmlformats.org/markup-compatibility/2006" xmlns:r="http://schemas.openxmlformats.org/officeDocument/2006/relationships" xmlns:w="http://schemas.openxmlformats.org/wordprocessingml/2006/main" xmlns:w14="http://schemas.microsoft.com/office/word/2010/wordml" xmlns:w15="http://schemas.microsoft.com/office/word/2012/wordml" xmlns:w16cex="http://schemas.microsoft.com/office/word/2018/wordml/cex" xmlns:w16cid="http://schemas.microsoft.com/office/word/2016/wordml/cid" xmlns:w16="http://schemas.microsoft.com/office/word/2018/wordml" xmlns:w16sdtdh="http://schemas.microsoft.com/office/word/2020/wordml/sdtdatahash" xmlns:w16se="http://schemas.microsoft.com/office/word/2015/wordml/symex" mc:Ignorable="w14 w15 w16se w16cid w16 w16cex w16sdtdh">
   <w:docDefaults>
     <w:rPrDefault>
       <w:rPr>
@@ -789,7 +849,7 @@
       </w:pPr>
     </w:pPrDefault>
   </w:docDefaults>
-  <w:latentStyles w:defLockedState="0" w:defUIPriority="99" w:defSemiHidden="0" w:defUnhideWhenUsed="0" w:defQFormat="0" w:count="375">
+  <w:latentStyles w:defLockedState="0" w:defUIPriority="99" w:defSemiHidden="0" w:defUnhideWhenUsed="0" w:defQFormat="0" w:count="376">
     <w:lsdException w:name="Normal" w:uiPriority="0" w:qFormat="1"/>
     <w:lsdException w:name="heading 1" w:uiPriority="9" w:qFormat="1"/>
     <w:lsdException w:name="heading 2" w:semiHidden="1" w:uiPriority="9" w:unhideWhenUsed="1" w:qFormat="1"/>
@@ -895,7 +955,6 @@
     <w:lsdException w:name="HTML Sample" w:semiHidden="1" w:unhideWhenUsed="1"/>
     <w:lsdException w:name="HTML Typewriter" w:semiHidden="1" w:unhideWhenUsed="1"/>
     <w:lsdException w:name="HTML Variable" w:semiHidden="1" w:unhideWhenUsed="1"/>
-    <w:lsdException w:name="Normal Table" w:semiHidden="1" w:unhideWhenUsed="1"/>
     <w:lsdException w:name="annotation subject" w:semiHidden="1" w:unhideWhenUsed="1"/>
     <w:lsdException w:name="No List" w:semiHidden="1" w:unhideWhenUsed="1"/>
     <w:lsdException w:name="Outline List 1" w:semiHidden="1" w:unhideWhenUsed="1"/>
@@ -942,10 +1001,8 @@
     <w:lsdException w:name="Table Subtle 2" w:semiHidden="1" w:unhideWhenUsed="1"/>
     <w:lsdException w:name="Table Web 1" w:semiHidden="1" w:unhideWhenUsed="1"/>
     <w:lsdException w:name="Table Web 2" w:semiHidden="1" w:unhideWhenUsed="1"/>
-    <w:lsdException w:name="Table Web 3" w:semiHidden="1" w:unhideWhenUsed="1"/>
     <w:lsdException w:name="Balloon Text" w:semiHidden="1" w:unhideWhenUsed="1"/>
     <w:lsdException w:name="Table Grid" w:uiPriority="39"/>
-    <w:lsdException w:name="Table Theme" w:semiHidden="1" w:unhideWhenUsed="1"/>
     <w:lsdException w:name="Placeholder Text" w:semiHidden="1"/>
     <w:lsdException w:name="No Spacing" w:uiPriority="1" w:qFormat="1"/>
     <w:lsdException w:name="Light Shading" w:uiPriority="60"/>
@@ -1165,6 +1222,7 @@
     <w:lsdException w:name="Smart Hyperlink" w:semiHidden="1" w:unhideWhenUsed="1"/>
     <w:lsdException w:name="Hashtag" w:semiHidden="1" w:unhideWhenUsed="1"/>
     <w:lsdException w:name="Unresolved Mention" w:semiHidden="1" w:unhideWhenUsed="1"/>
+    <w:lsdException w:name="Smart Link" w:semiHidden="1" w:unhideWhenUsed="1"/>
   </w:latentStyles>
   <w:style w:type="paragraph" w:default="1" w:styleId="Norml">
     <w:name w:val="Normal"/>

--- a/Használati útmutató.docx
+++ b/Használati útmutató.docx
@@ -1,6 +1,6 @@
 
 <file path=word/document.xml><?xml version="1.0" encoding="utf-8"?>
-<w:document xmlns:wpc="http://schemas.microsoft.com/office/word/2010/wordprocessingCanvas" xmlns:cx="http://schemas.microsoft.com/office/drawing/2014/chartex" xmlns:cx1="http://schemas.microsoft.com/office/drawing/2015/9/8/chartex" xmlns:cx2="http://schemas.microsoft.com/office/drawing/2015/10/21/chartex" xmlns:cx3="http://schemas.microsoft.com/office/drawing/2016/5/9/chartex" xmlns:cx4="http://schemas.microsoft.com/office/drawing/2016/5/10/chartex" xmlns:cx5="http://schemas.microsoft.com/office/drawing/2016/5/11/chartex" xmlns:cx6="http://schemas.microsoft.com/office/drawing/2016/5/12/chartex" xmlns:cx7="http://schemas.microsoft.com/office/drawing/2016/5/13/chartex" xmlns:cx8="http://schemas.microsoft.com/office/drawing/2016/5/14/chartex" xmlns:mc="http://schemas.openxmlformats.org/markup-compatibility/2006" xmlns:aink="http://schemas.microsoft.com/office/drawing/2016/ink" xmlns:am3d="http://schemas.microsoft.com/office/drawing/2017/model3d" xmlns:o="urn:schemas-microsoft-com:office:office" xmlns:r="http://schemas.openxmlformats.org/officeDocument/2006/relationships" xmlns:m="http://schemas.openxmlformats.org/officeDocument/2006/math" xmlns:v="urn:schemas-microsoft-com:vml" xmlns:wp14="http://schemas.microsoft.com/office/word/2010/wordprocessingDrawing" xmlns:wp="http://schemas.openxmlformats.org/drawingml/2006/wordprocessingDrawing" xmlns:w10="urn:schemas-microsoft-com:office:word" xmlns:w="http://schemas.openxmlformats.org/wordprocessingml/2006/main" xmlns:w14="http://schemas.microsoft.com/office/word/2010/wordml" xmlns:w15="http://schemas.microsoft.com/office/word/2012/wordml" xmlns:w16cex="http://schemas.microsoft.com/office/word/2018/wordml/cex" xmlns:w16cid="http://schemas.microsoft.com/office/word/2016/wordml/cid" xmlns:w16="http://schemas.microsoft.com/office/word/2018/wordml" xmlns:w16sdtdh="http://schemas.microsoft.com/office/word/2020/wordml/sdtdatahash" xmlns:w16se="http://schemas.microsoft.com/office/word/2015/wordml/symex" xmlns:wpg="http://schemas.microsoft.com/office/word/2010/wordprocessingGroup" xmlns:wpi="http://schemas.microsoft.com/office/word/2010/wordprocessingInk" xmlns:wne="http://schemas.microsoft.com/office/word/2006/wordml" xmlns:wps="http://schemas.microsoft.com/office/word/2010/wordprocessingShape" mc:Ignorable="w14 w15 w16se w16cid w16 w16cex w16sdtdh wp14">
+<w:document xmlns:wpc="http://schemas.microsoft.com/office/word/2010/wordprocessingCanvas" xmlns:cx="http://schemas.microsoft.com/office/drawing/2014/chartex" xmlns:cx1="http://schemas.microsoft.com/office/drawing/2015/9/8/chartex" xmlns:cx2="http://schemas.microsoft.com/office/drawing/2015/10/21/chartex" xmlns:cx3="http://schemas.microsoft.com/office/drawing/2016/5/9/chartex" xmlns:cx4="http://schemas.microsoft.com/office/drawing/2016/5/10/chartex" xmlns:cx5="http://schemas.microsoft.com/office/drawing/2016/5/11/chartex" xmlns:cx6="http://schemas.microsoft.com/office/drawing/2016/5/12/chartex" xmlns:cx7="http://schemas.microsoft.com/office/drawing/2016/5/13/chartex" xmlns:cx8="http://schemas.microsoft.com/office/drawing/2016/5/14/chartex" xmlns:mc="http://schemas.openxmlformats.org/markup-compatibility/2006" xmlns:aink="http://schemas.microsoft.com/office/drawing/2016/ink" xmlns:am3d="http://schemas.microsoft.com/office/drawing/2017/model3d" xmlns:o="urn:schemas-microsoft-com:office:office" xmlns:oel="http://schemas.microsoft.com/office/2019/extlst" xmlns:r="http://schemas.openxmlformats.org/officeDocument/2006/relationships" xmlns:m="http://schemas.openxmlformats.org/officeDocument/2006/math" xmlns:v="urn:schemas-microsoft-com:vml" xmlns:wp14="http://schemas.microsoft.com/office/word/2010/wordprocessingDrawing" xmlns:wp="http://schemas.openxmlformats.org/drawingml/2006/wordprocessingDrawing" xmlns:w10="urn:schemas-microsoft-com:office:word" xmlns:w="http://schemas.openxmlformats.org/wordprocessingml/2006/main" xmlns:w14="http://schemas.microsoft.com/office/word/2010/wordml" xmlns:w15="http://schemas.microsoft.com/office/word/2012/wordml" xmlns:w16cex="http://schemas.microsoft.com/office/word/2018/wordml/cex" xmlns:w16cid="http://schemas.microsoft.com/office/word/2016/wordml/cid" xmlns:w16="http://schemas.microsoft.com/office/word/2018/wordml" xmlns:w16du="http://schemas.microsoft.com/office/word/2023/wordml/word16du" xmlns:w16sdtdh="http://schemas.microsoft.com/office/word/2020/wordml/sdtdatahash" xmlns:w16sdtfl="http://schemas.microsoft.com/office/word/2024/wordml/sdtformatlock" xmlns:w16se="http://schemas.microsoft.com/office/word/2015/wordml/symex" xmlns:wpg="http://schemas.microsoft.com/office/word/2010/wordprocessingGroup" xmlns:wpi="http://schemas.microsoft.com/office/word/2010/wordprocessingInk" xmlns:wne="http://schemas.microsoft.com/office/word/2006/wordml" xmlns:wps="http://schemas.microsoft.com/office/word/2010/wordprocessingShape" mc:Ignorable="w14 w15 w16se w16cid w16 w16cex w16sdtdh w16sdtfl w16du wp14">
   <w:body>
     <w:p>
       <w:pPr>
@@ -449,6 +449,176 @@
         </w:drawing>
       </w:r>
     </w:p>
+    <w:p>
+      <w:pPr>
+        <w:ind w:left="360"/>
+      </w:pPr>
+    </w:p>
+    <w:p>
+      <w:pPr>
+        <w:ind w:left="360"/>
+      </w:pPr>
+    </w:p>
+    <w:p>
+      <w:pPr>
+        <w:pStyle w:val="Listaszerbekezds"/>
+        <w:numPr>
+          <w:ilvl w:val="0"/>
+          <w:numId w:val="2"/>
+        </w:numPr>
+        <w:rPr>
+          <w:b/>
+          <w:bCs/>
+          <w:sz w:val="32"/>
+          <w:szCs w:val="32"/>
+        </w:rPr>
+      </w:pPr>
+      <w:r>
+        <w:rPr>
+          <w:b/>
+          <w:bCs/>
+          <w:sz w:val="32"/>
+          <w:szCs w:val="32"/>
+        </w:rPr>
+        <w:t>Adatok importálása</w:t>
+      </w:r>
+    </w:p>
+    <w:p>
+      <w:pPr>
+        <w:pStyle w:val="Listaszerbekezds"/>
+        <w:numPr>
+          <w:ilvl w:val="0"/>
+          <w:numId w:val="5"/>
+        </w:numPr>
+        <w:rPr>
+          <w:sz w:val="28"/>
+          <w:szCs w:val="28"/>
+        </w:rPr>
+      </w:pPr>
+      <w:r>
+        <w:rPr>
+          <w:sz w:val="28"/>
+          <w:szCs w:val="28"/>
+        </w:rPr>
+        <w:t xml:space="preserve">Az importálás gomb megnyomása után a program automatikusan keresni fog egy import.csv fájlt a </w:t>
+      </w:r>
+      <w:proofErr w:type="spellStart"/>
+      <w:r>
+        <w:rPr>
+          <w:sz w:val="28"/>
+          <w:szCs w:val="28"/>
+        </w:rPr>
+        <w:t>root</w:t>
+      </w:r>
+      <w:proofErr w:type="spellEnd"/>
+      <w:r>
+        <w:rPr>
+          <w:sz w:val="28"/>
+          <w:szCs w:val="28"/>
+        </w:rPr>
+        <w:t xml:space="preserve"> </w:t>
+      </w:r>
+      <w:proofErr w:type="gramStart"/>
+      <w:r>
+        <w:rPr>
+          <w:sz w:val="28"/>
+          <w:szCs w:val="28"/>
+        </w:rPr>
+        <w:t>mappában(</w:t>
+      </w:r>
+      <w:proofErr w:type="gramEnd"/>
+      <w:r>
+        <w:rPr>
+          <w:sz w:val="28"/>
+          <w:szCs w:val="28"/>
+        </w:rPr>
+        <w:t xml:space="preserve">ahol a program lefut), és azt fogja feltölteni az adatbázisba. a már létező adatokat nem tölti fel </w:t>
+      </w:r>
+      <w:proofErr w:type="spellStart"/>
+      <w:r>
+        <w:rPr>
+          <w:sz w:val="28"/>
+          <w:szCs w:val="28"/>
+        </w:rPr>
+        <w:t>mégegyszer</w:t>
+      </w:r>
+      <w:proofErr w:type="spellEnd"/>
+      <w:r>
+        <w:rPr>
+          <w:sz w:val="28"/>
+          <w:szCs w:val="28"/>
+        </w:rPr>
+        <w:t>.</w:t>
+      </w:r>
+    </w:p>
+    <w:p>
+      <w:pPr>
+        <w:rPr>
+          <w:sz w:val="28"/>
+          <w:szCs w:val="28"/>
+        </w:rPr>
+      </w:pPr>
+    </w:p>
+    <w:p>
+      <w:pPr>
+        <w:pStyle w:val="Listaszerbekezds"/>
+        <w:numPr>
+          <w:ilvl w:val="0"/>
+          <w:numId w:val="2"/>
+        </w:numPr>
+        <w:rPr>
+          <w:b/>
+          <w:bCs/>
+          <w:sz w:val="32"/>
+          <w:szCs w:val="32"/>
+        </w:rPr>
+      </w:pPr>
+      <w:r>
+        <w:rPr>
+          <w:b/>
+          <w:bCs/>
+          <w:sz w:val="32"/>
+          <w:szCs w:val="32"/>
+        </w:rPr>
+        <w:t>Adatok exportálása</w:t>
+      </w:r>
+    </w:p>
+    <w:p>
+      <w:pPr>
+        <w:pStyle w:val="Listaszerbekezds"/>
+        <w:numPr>
+          <w:ilvl w:val="0"/>
+          <w:numId w:val="6"/>
+        </w:numPr>
+        <w:rPr>
+          <w:sz w:val="28"/>
+          <w:szCs w:val="28"/>
+        </w:rPr>
+      </w:pPr>
+      <w:r>
+        <w:rPr>
+          <w:sz w:val="28"/>
+          <w:szCs w:val="28"/>
+        </w:rPr>
+        <w:t xml:space="preserve">Az exportálás gomb megnyomásával a program létrehoz egy export.csv nevű fájlt a </w:t>
+      </w:r>
+      <w:proofErr w:type="spellStart"/>
+      <w:r>
+        <w:rPr>
+          <w:sz w:val="28"/>
+          <w:szCs w:val="28"/>
+        </w:rPr>
+        <w:t>root</w:t>
+      </w:r>
+      <w:proofErr w:type="spellEnd"/>
+      <w:r>
+        <w:rPr>
+          <w:sz w:val="28"/>
+          <w:szCs w:val="28"/>
+        </w:rPr>
+        <w:t xml:space="preserve"> mappában, és beleírja az adatbázisban szereplő tevékenységeket.</w:t>
+      </w:r>
+    </w:p>
     <w:sectPr>
       <w:pgSz w:w="11906" w:h="16838"/>
       <w:pgMar w:top="1417" w:right="1417" w:bottom="1417" w:left="1417" w:header="708" w:footer="708" w:gutter="0"/>
@@ -460,7 +630,7 @@
 </file>
 
 <file path=word/numbering.xml><?xml version="1.0" encoding="utf-8"?>
-<w:numbering xmlns:wpc="http://schemas.microsoft.com/office/word/2010/wordprocessingCanvas" xmlns:cx="http://schemas.microsoft.com/office/drawing/2014/chartex" xmlns:cx1="http://schemas.microsoft.com/office/drawing/2015/9/8/chartex" xmlns:cx2="http://schemas.microsoft.com/office/drawing/2015/10/21/chartex" xmlns:cx3="http://schemas.microsoft.com/office/drawing/2016/5/9/chartex" xmlns:cx4="http://schemas.microsoft.com/office/drawing/2016/5/10/chartex" xmlns:cx5="http://schemas.microsoft.com/office/drawing/2016/5/11/chartex" xmlns:cx6="http://schemas.microsoft.com/office/drawing/2016/5/12/chartex" xmlns:cx7="http://schemas.microsoft.com/office/drawing/2016/5/13/chartex" xmlns:cx8="http://schemas.microsoft.com/office/drawing/2016/5/14/chartex" xmlns:mc="http://schemas.openxmlformats.org/markup-compatibility/2006" xmlns:aink="http://schemas.microsoft.com/office/drawing/2016/ink" xmlns:am3d="http://schemas.microsoft.com/office/drawing/2017/model3d" xmlns:o="urn:schemas-microsoft-com:office:office" xmlns:r="http://schemas.openxmlformats.org/officeDocument/2006/relationships" xmlns:m="http://schemas.openxmlformats.org/officeDocument/2006/math" xmlns:v="urn:schemas-microsoft-com:vml" xmlns:wp14="http://schemas.microsoft.com/office/word/2010/wordprocessingDrawing" xmlns:wp="http://schemas.openxmlformats.org/drawingml/2006/wordprocessingDrawing" xmlns:w10="urn:schemas-microsoft-com:office:word" xmlns:w="http://schemas.openxmlformats.org/wordprocessingml/2006/main" xmlns:w14="http://schemas.microsoft.com/office/word/2010/wordml" xmlns:w15="http://schemas.microsoft.com/office/word/2012/wordml" xmlns:w16cex="http://schemas.microsoft.com/office/word/2018/wordml/cex" xmlns:w16cid="http://schemas.microsoft.com/office/word/2016/wordml/cid" xmlns:w16="http://schemas.microsoft.com/office/word/2018/wordml" xmlns:w16sdtdh="http://schemas.microsoft.com/office/word/2020/wordml/sdtdatahash" xmlns:w16se="http://schemas.microsoft.com/office/word/2015/wordml/symex" xmlns:wpg="http://schemas.microsoft.com/office/word/2010/wordprocessingGroup" xmlns:wpi="http://schemas.microsoft.com/office/word/2010/wordprocessingInk" xmlns:wne="http://schemas.microsoft.com/office/word/2006/wordml" xmlns:wps="http://schemas.microsoft.com/office/word/2010/wordprocessingShape" mc:Ignorable="w14 w15 w16se w16cid w16 w16cex w16sdtdh wp14">
+<w:numbering xmlns:wpc="http://schemas.microsoft.com/office/word/2010/wordprocessingCanvas" xmlns:cx="http://schemas.microsoft.com/office/drawing/2014/chartex" xmlns:cx1="http://schemas.microsoft.com/office/drawing/2015/9/8/chartex" xmlns:cx2="http://schemas.microsoft.com/office/drawing/2015/10/21/chartex" xmlns:cx3="http://schemas.microsoft.com/office/drawing/2016/5/9/chartex" xmlns:cx4="http://schemas.microsoft.com/office/drawing/2016/5/10/chartex" xmlns:cx5="http://schemas.microsoft.com/office/drawing/2016/5/11/chartex" xmlns:cx6="http://schemas.microsoft.com/office/drawing/2016/5/12/chartex" xmlns:cx7="http://schemas.microsoft.com/office/drawing/2016/5/13/chartex" xmlns:cx8="http://schemas.microsoft.com/office/drawing/2016/5/14/chartex" xmlns:mc="http://schemas.openxmlformats.org/markup-compatibility/2006" xmlns:aink="http://schemas.microsoft.com/office/drawing/2016/ink" xmlns:am3d="http://schemas.microsoft.com/office/drawing/2017/model3d" xmlns:o="urn:schemas-microsoft-com:office:office" xmlns:oel="http://schemas.microsoft.com/office/2019/extlst" xmlns:r="http://schemas.openxmlformats.org/officeDocument/2006/relationships" xmlns:m="http://schemas.openxmlformats.org/officeDocument/2006/math" xmlns:v="urn:schemas-microsoft-com:vml" xmlns:wp14="http://schemas.microsoft.com/office/word/2010/wordprocessingDrawing" xmlns:wp="http://schemas.openxmlformats.org/drawingml/2006/wordprocessingDrawing" xmlns:w10="urn:schemas-microsoft-com:office:word" xmlns:w="http://schemas.openxmlformats.org/wordprocessingml/2006/main" xmlns:w14="http://schemas.microsoft.com/office/word/2010/wordml" xmlns:w15="http://schemas.microsoft.com/office/word/2012/wordml" xmlns:w16cex="http://schemas.microsoft.com/office/word/2018/wordml/cex" xmlns:w16cid="http://schemas.microsoft.com/office/word/2016/wordml/cid" xmlns:w16="http://schemas.microsoft.com/office/word/2018/wordml" xmlns:w16du="http://schemas.microsoft.com/office/word/2023/wordml/word16du" xmlns:w16sdtdh="http://schemas.microsoft.com/office/word/2020/wordml/sdtdatahash" xmlns:w16sdtfl="http://schemas.microsoft.com/office/word/2024/wordml/sdtformatlock" xmlns:w16se="http://schemas.microsoft.com/office/word/2015/wordml/symex" xmlns:wpg="http://schemas.microsoft.com/office/word/2010/wordprocessingGroup" xmlns:wpi="http://schemas.microsoft.com/office/word/2010/wordprocessingInk" xmlns:wne="http://schemas.microsoft.com/office/word/2006/wordml" xmlns:wps="http://schemas.microsoft.com/office/word/2010/wordprocessingShape" mc:Ignorable="w14 w15 w16se w16cid w16 w16cex w16sdtdh w16sdtfl w16du wp14">
   <w:abstractNum w:abstractNumId="0" w15:restartNumberingAfterBreak="0">
     <w:nsid w:val="09373E2E"/>
     <w:multiLevelType w:val="hybridMultilevel"/>
@@ -551,6 +721,95 @@
     </w:lvl>
   </w:abstractNum>
   <w:abstractNum w:abstractNumId="1" w15:restartNumberingAfterBreak="0">
+    <w:nsid w:val="363125FF"/>
+    <w:multiLevelType w:val="hybridMultilevel"/>
+    <w:tmpl w:val="12E2CE42"/>
+    <w:lvl w:ilvl="0" w:tplc="040E0011">
+      <w:start w:val="1"/>
+      <w:numFmt w:val="decimal"/>
+      <w:lvlText w:val="%1)"/>
+      <w:lvlJc w:val="left"/>
+      <w:pPr>
+        <w:ind w:left="720" w:hanging="360"/>
+      </w:pPr>
+      <w:rPr>
+        <w:rFonts w:hint="default"/>
+      </w:rPr>
+    </w:lvl>
+    <w:lvl w:ilvl="1" w:tplc="040E0019" w:tentative="1">
+      <w:start w:val="1"/>
+      <w:numFmt w:val="lowerLetter"/>
+      <w:lvlText w:val="%2."/>
+      <w:lvlJc w:val="left"/>
+      <w:pPr>
+        <w:ind w:left="1440" w:hanging="360"/>
+      </w:pPr>
+    </w:lvl>
+    <w:lvl w:ilvl="2" w:tplc="040E001B" w:tentative="1">
+      <w:start w:val="1"/>
+      <w:numFmt w:val="lowerRoman"/>
+      <w:lvlText w:val="%3."/>
+      <w:lvlJc w:val="right"/>
+      <w:pPr>
+        <w:ind w:left="2160" w:hanging="180"/>
+      </w:pPr>
+    </w:lvl>
+    <w:lvl w:ilvl="3" w:tplc="040E000F" w:tentative="1">
+      <w:start w:val="1"/>
+      <w:numFmt w:val="decimal"/>
+      <w:lvlText w:val="%4."/>
+      <w:lvlJc w:val="left"/>
+      <w:pPr>
+        <w:ind w:left="2880" w:hanging="360"/>
+      </w:pPr>
+    </w:lvl>
+    <w:lvl w:ilvl="4" w:tplc="040E0019" w:tentative="1">
+      <w:start w:val="1"/>
+      <w:numFmt w:val="lowerLetter"/>
+      <w:lvlText w:val="%5."/>
+      <w:lvlJc w:val="left"/>
+      <w:pPr>
+        <w:ind w:left="3600" w:hanging="360"/>
+      </w:pPr>
+    </w:lvl>
+    <w:lvl w:ilvl="5" w:tplc="040E001B" w:tentative="1">
+      <w:start w:val="1"/>
+      <w:numFmt w:val="lowerRoman"/>
+      <w:lvlText w:val="%6."/>
+      <w:lvlJc w:val="right"/>
+      <w:pPr>
+        <w:ind w:left="4320" w:hanging="180"/>
+      </w:pPr>
+    </w:lvl>
+    <w:lvl w:ilvl="6" w:tplc="040E000F" w:tentative="1">
+      <w:start w:val="1"/>
+      <w:numFmt w:val="decimal"/>
+      <w:lvlText w:val="%7."/>
+      <w:lvlJc w:val="left"/>
+      <w:pPr>
+        <w:ind w:left="5040" w:hanging="360"/>
+      </w:pPr>
+    </w:lvl>
+    <w:lvl w:ilvl="7" w:tplc="040E0019" w:tentative="1">
+      <w:start w:val="1"/>
+      <w:numFmt w:val="lowerLetter"/>
+      <w:lvlText w:val="%8."/>
+      <w:lvlJc w:val="left"/>
+      <w:pPr>
+        <w:ind w:left="5760" w:hanging="360"/>
+      </w:pPr>
+    </w:lvl>
+    <w:lvl w:ilvl="8" w:tplc="040E001B" w:tentative="1">
+      <w:start w:val="1"/>
+      <w:numFmt w:val="lowerRoman"/>
+      <w:lvlText w:val="%9."/>
+      <w:lvlJc w:val="right"/>
+      <w:pPr>
+        <w:ind w:left="6480" w:hanging="180"/>
+      </w:pPr>
+    </w:lvl>
+  </w:abstractNum>
+  <w:abstractNum w:abstractNumId="2" w15:restartNumberingAfterBreak="0">
     <w:nsid w:val="4028112F"/>
     <w:multiLevelType w:val="hybridMultilevel"/>
     <w:tmpl w:val="8B467472"/>
@@ -639,7 +898,96 @@
       </w:pPr>
     </w:lvl>
   </w:abstractNum>
-  <w:abstractNum w:abstractNumId="2" w15:restartNumberingAfterBreak="0">
+  <w:abstractNum w:abstractNumId="3" w15:restartNumberingAfterBreak="0">
+    <w:nsid w:val="44606989"/>
+    <w:multiLevelType w:val="hybridMultilevel"/>
+    <w:tmpl w:val="D89C5A7C"/>
+    <w:lvl w:ilvl="0" w:tplc="34700694">
+      <w:start w:val="1"/>
+      <w:numFmt w:val="decimal"/>
+      <w:lvlText w:val="%1)"/>
+      <w:lvlJc w:val="left"/>
+      <w:pPr>
+        <w:ind w:left="1125" w:hanging="360"/>
+      </w:pPr>
+      <w:rPr>
+        <w:rFonts w:hint="default"/>
+      </w:rPr>
+    </w:lvl>
+    <w:lvl w:ilvl="1" w:tplc="040E0019" w:tentative="1">
+      <w:start w:val="1"/>
+      <w:numFmt w:val="lowerLetter"/>
+      <w:lvlText w:val="%2."/>
+      <w:lvlJc w:val="left"/>
+      <w:pPr>
+        <w:ind w:left="1845" w:hanging="360"/>
+      </w:pPr>
+    </w:lvl>
+    <w:lvl w:ilvl="2" w:tplc="040E001B" w:tentative="1">
+      <w:start w:val="1"/>
+      <w:numFmt w:val="lowerRoman"/>
+      <w:lvlText w:val="%3."/>
+      <w:lvlJc w:val="right"/>
+      <w:pPr>
+        <w:ind w:left="2565" w:hanging="180"/>
+      </w:pPr>
+    </w:lvl>
+    <w:lvl w:ilvl="3" w:tplc="040E000F" w:tentative="1">
+      <w:start w:val="1"/>
+      <w:numFmt w:val="decimal"/>
+      <w:lvlText w:val="%4."/>
+      <w:lvlJc w:val="left"/>
+      <w:pPr>
+        <w:ind w:left="3285" w:hanging="360"/>
+      </w:pPr>
+    </w:lvl>
+    <w:lvl w:ilvl="4" w:tplc="040E0019" w:tentative="1">
+      <w:start w:val="1"/>
+      <w:numFmt w:val="lowerLetter"/>
+      <w:lvlText w:val="%5."/>
+      <w:lvlJc w:val="left"/>
+      <w:pPr>
+        <w:ind w:left="4005" w:hanging="360"/>
+      </w:pPr>
+    </w:lvl>
+    <w:lvl w:ilvl="5" w:tplc="040E001B" w:tentative="1">
+      <w:start w:val="1"/>
+      <w:numFmt w:val="lowerRoman"/>
+      <w:lvlText w:val="%6."/>
+      <w:lvlJc w:val="right"/>
+      <w:pPr>
+        <w:ind w:left="4725" w:hanging="180"/>
+      </w:pPr>
+    </w:lvl>
+    <w:lvl w:ilvl="6" w:tplc="040E000F" w:tentative="1">
+      <w:start w:val="1"/>
+      <w:numFmt w:val="decimal"/>
+      <w:lvlText w:val="%7."/>
+      <w:lvlJc w:val="left"/>
+      <w:pPr>
+        <w:ind w:left="5445" w:hanging="360"/>
+      </w:pPr>
+    </w:lvl>
+    <w:lvl w:ilvl="7" w:tplc="040E0019" w:tentative="1">
+      <w:start w:val="1"/>
+      <w:numFmt w:val="lowerLetter"/>
+      <w:lvlText w:val="%8."/>
+      <w:lvlJc w:val="left"/>
+      <w:pPr>
+        <w:ind w:left="6165" w:hanging="360"/>
+      </w:pPr>
+    </w:lvl>
+    <w:lvl w:ilvl="8" w:tplc="040E001B" w:tentative="1">
+      <w:start w:val="1"/>
+      <w:numFmt w:val="lowerRoman"/>
+      <w:lvlText w:val="%9."/>
+      <w:lvlJc w:val="right"/>
+      <w:pPr>
+        <w:ind w:left="6885" w:hanging="180"/>
+      </w:pPr>
+    </w:lvl>
+  </w:abstractNum>
+  <w:abstractNum w:abstractNumId="4" w15:restartNumberingAfterBreak="0">
     <w:nsid w:val="4E457C24"/>
     <w:multiLevelType w:val="hybridMultilevel"/>
     <w:tmpl w:val="34AE44D2"/>
@@ -728,7 +1076,7 @@
       </w:pPr>
     </w:lvl>
   </w:abstractNum>
-  <w:abstractNum w:abstractNumId="3" w15:restartNumberingAfterBreak="0">
+  <w:abstractNum w:abstractNumId="5" w15:restartNumberingAfterBreak="0">
     <w:nsid w:val="7EDD2951"/>
     <w:multiLevelType w:val="hybridMultilevel"/>
     <w:tmpl w:val="77E0406E"/>
@@ -817,23 +1165,29 @@
       </w:pPr>
     </w:lvl>
   </w:abstractNum>
-  <w:num w:numId="1">
-    <w:abstractNumId w:val="1"/>
-  </w:num>
-  <w:num w:numId="2">
+  <w:num w:numId="1" w16cid:durableId="662510121">
     <w:abstractNumId w:val="2"/>
   </w:num>
-  <w:num w:numId="3">
+  <w:num w:numId="2" w16cid:durableId="789324309">
+    <w:abstractNumId w:val="4"/>
+  </w:num>
+  <w:num w:numId="3" w16cid:durableId="137650331">
+    <w:abstractNumId w:val="5"/>
+  </w:num>
+  <w:num w:numId="4" w16cid:durableId="795411339">
+    <w:abstractNumId w:val="0"/>
+  </w:num>
+  <w:num w:numId="5" w16cid:durableId="1500149181">
     <w:abstractNumId w:val="3"/>
   </w:num>
-  <w:num w:numId="4">
-    <w:abstractNumId w:val="0"/>
+  <w:num w:numId="6" w16cid:durableId="1306810997">
+    <w:abstractNumId w:val="1"/>
   </w:num>
 </w:numbering>
 </file>
 
 <file path=word/styles.xml><?xml version="1.0" encoding="utf-8"?>
-<w:styles xmlns:mc="http://schemas.openxmlformats.org/markup-compatibility/2006" xmlns:r="http://schemas.openxmlformats.org/officeDocument/2006/relationships" xmlns:w="http://schemas.openxmlformats.org/wordprocessingml/2006/main" xmlns:w14="http://schemas.microsoft.com/office/word/2010/wordml" xmlns:w15="http://schemas.microsoft.com/office/word/2012/wordml" xmlns:w16cex="http://schemas.microsoft.com/office/word/2018/wordml/cex" xmlns:w16cid="http://schemas.microsoft.com/office/word/2016/wordml/cid" xmlns:w16="http://schemas.microsoft.com/office/word/2018/wordml" xmlns:w16sdtdh="http://schemas.microsoft.com/office/word/2020/wordml/sdtdatahash" xmlns:w16se="http://schemas.microsoft.com/office/word/2015/wordml/symex" mc:Ignorable="w14 w15 w16se w16cid w16 w16cex w16sdtdh">
+<w:styles xmlns:mc="http://schemas.openxmlformats.org/markup-compatibility/2006" xmlns:r="http://schemas.openxmlformats.org/officeDocument/2006/relationships" xmlns:w="http://schemas.openxmlformats.org/wordprocessingml/2006/main" xmlns:w14="http://schemas.microsoft.com/office/word/2010/wordml" xmlns:w15="http://schemas.microsoft.com/office/word/2012/wordml" xmlns:w16cex="http://schemas.microsoft.com/office/word/2018/wordml/cex" xmlns:w16cid="http://schemas.microsoft.com/office/word/2016/wordml/cid" xmlns:w16="http://schemas.microsoft.com/office/word/2018/wordml" xmlns:w16du="http://schemas.microsoft.com/office/word/2023/wordml/word16du" xmlns:w16sdtdh="http://schemas.microsoft.com/office/word/2020/wordml/sdtdatahash" xmlns:w16sdtfl="http://schemas.microsoft.com/office/word/2024/wordml/sdtformatlock" xmlns:w16se="http://schemas.microsoft.com/office/word/2015/wordml/symex" mc:Ignorable="w14 w15 w16se w16cid w16 w16cex w16sdtdh w16sdtfl w16du">
   <w:docDefaults>
     <w:rPrDefault>
       <w:rPr>
@@ -955,6 +1309,7 @@
     <w:lsdException w:name="HTML Sample" w:semiHidden="1" w:unhideWhenUsed="1"/>
     <w:lsdException w:name="HTML Typewriter" w:semiHidden="1" w:unhideWhenUsed="1"/>
     <w:lsdException w:name="HTML Variable" w:semiHidden="1" w:unhideWhenUsed="1"/>
+    <w:lsdException w:name="Normal Table" w:semiHidden="1" w:unhideWhenUsed="1"/>
     <w:lsdException w:name="annotation subject" w:semiHidden="1" w:unhideWhenUsed="1"/>
     <w:lsdException w:name="No List" w:semiHidden="1" w:unhideWhenUsed="1"/>
     <w:lsdException w:name="Outline List 1" w:semiHidden="1" w:unhideWhenUsed="1"/>
@@ -1001,8 +1356,10 @@
     <w:lsdException w:name="Table Subtle 2" w:semiHidden="1" w:unhideWhenUsed="1"/>
     <w:lsdException w:name="Table Web 1" w:semiHidden="1" w:unhideWhenUsed="1"/>
     <w:lsdException w:name="Table Web 2" w:semiHidden="1" w:unhideWhenUsed="1"/>
+    <w:lsdException w:name="Table Web 3" w:semiHidden="1" w:unhideWhenUsed="1"/>
     <w:lsdException w:name="Balloon Text" w:semiHidden="1" w:unhideWhenUsed="1"/>
     <w:lsdException w:name="Table Grid" w:uiPriority="39"/>
+    <w:lsdException w:name="Table Theme" w:semiHidden="1" w:unhideWhenUsed="1"/>
     <w:lsdException w:name="Placeholder Text" w:semiHidden="1"/>
     <w:lsdException w:name="No Spacing" w:uiPriority="1" w:qFormat="1"/>
     <w:lsdException w:name="Light Shading" w:uiPriority="60"/>
